--- a/Guías/Semana 2 - Lógica de Programación.docx
+++ b/Guías/Semana 2 - Lógica de Programación.docx
@@ -3338,6 +3338,34 @@
                               <w:rPr>
                                 <w:sz w:val="44"/>
                               </w:rPr>
+                              <w:tab/>
+                              <w:t xml:space="preserve">Definir numero1, numero2, suma como real, </w:t>
+                            </w:r>
+                            <w:proofErr w:type="spellStart"/>
+                            <w:r>
+                              <w:rPr>
+                                <w:sz w:val="44"/>
+                              </w:rPr>
+                              <w:t>double</w:t>
+                            </w:r>
+                            <w:proofErr w:type="spellEnd"/>
+                            <w:r>
+                              <w:rPr>
+                                <w:sz w:val="44"/>
+                              </w:rPr>
+                              <w:t>, decimal</w:t>
+                            </w:r>
+                          </w:p>
+                          <w:p>
+                            <w:pPr>
+                              <w:rPr>
+                                <w:sz w:val="44"/>
+                              </w:rPr>
+                            </w:pPr>
+                            <w:r>
+                              <w:rPr>
+                                <w:sz w:val="44"/>
+                              </w:rPr>
                               <w:t xml:space="preserve">  </w:t>
                             </w:r>
                             <w:r>
@@ -3543,6 +3571,34 @@
                         <w:rPr>
                           <w:sz w:val="44"/>
                         </w:rPr>
+                        <w:tab/>
+                        <w:t xml:space="preserve">Definir numero1, numero2, suma como real, </w:t>
+                      </w:r>
+                      <w:proofErr w:type="spellStart"/>
+                      <w:r>
+                        <w:rPr>
+                          <w:sz w:val="44"/>
+                        </w:rPr>
+                        <w:t>double</w:t>
+                      </w:r>
+                      <w:proofErr w:type="spellEnd"/>
+                      <w:r>
+                        <w:rPr>
+                          <w:sz w:val="44"/>
+                        </w:rPr>
+                        <w:t>, decimal</w:t>
+                      </w:r>
+                    </w:p>
+                    <w:p>
+                      <w:pPr>
+                        <w:rPr>
+                          <w:sz w:val="44"/>
+                        </w:rPr>
+                      </w:pPr>
+                      <w:r>
+                        <w:rPr>
+                          <w:sz w:val="44"/>
+                        </w:rPr>
                         <w:t xml:space="preserve">  </w:t>
                       </w:r>
                       <w:r>
@@ -3782,15 +3838,15 @@
         <mc:AlternateContent>
           <mc:Choice Requires="wps">
             <w:drawing>
-              <wp:anchor distT="45720" distB="45720" distL="114300" distR="114300" simplePos="0" relativeHeight="252020736" behindDoc="0" locked="0" layoutInCell="1" allowOverlap="1" wp14:anchorId="552398C2" wp14:editId="53FEDAD2">
+              <wp:anchor distT="45720" distB="45720" distL="114300" distR="114300" simplePos="0" relativeHeight="252020736" behindDoc="0" locked="0" layoutInCell="1" allowOverlap="1" wp14:anchorId="552398C2" wp14:editId="6577FB9C">
                 <wp:simplePos x="0" y="0"/>
                 <wp:positionH relativeFrom="margin">
-                  <wp:posOffset>0</wp:posOffset>
+                  <wp:posOffset>1765</wp:posOffset>
                 </wp:positionH>
                 <wp:positionV relativeFrom="paragraph">
-                  <wp:posOffset>-86360</wp:posOffset>
+                  <wp:posOffset>-86497</wp:posOffset>
                 </wp:positionV>
-                <wp:extent cx="10956290" cy="6810375"/>
+                <wp:extent cx="10956290" cy="6972741"/>
                 <wp:effectExtent l="0" t="0" r="0" b="0"/>
                 <wp:wrapNone/>
                 <wp:docPr id="448309013" name="Cuadro de texto 2"/>
@@ -3806,7 +3862,7 @@
                       <wps:spPr bwMode="auto">
                         <a:xfrm>
                           <a:off x="0" y="0"/>
-                          <a:ext cx="10956290" cy="6810375"/>
+                          <a:ext cx="10956290" cy="6972741"/>
                         </a:xfrm>
                         <a:prstGeom prst="rect">
                           <a:avLst/>
@@ -3969,7 +4025,13 @@
                           </w:p>
                           <w:p>
                             <w:r>
-                              <w:t xml:space="preserve">    Escribir "El área calculada del rectángulo es: ", </w:t>
+                              <w:t xml:space="preserve">    Escribir "El área calculada del rectángulo es: "</w:t>
+                            </w:r>
+                            <w:r>
+                              <w:t>+</w:t>
+                            </w:r>
+                            <w:r>
+                              <w:t xml:space="preserve"> </w:t>
                             </w:r>
                             <w:proofErr w:type="spellStart"/>
                             <w:r>
@@ -4003,7 +4065,7 @@
           </mc:Choice>
           <mc:Fallback>
             <w:pict>
-              <v:shape w14:anchorId="552398C2" id="_x0000_s1033" type="#_x0000_t202" style="position:absolute;left:0;text-align:left;margin-left:0;margin-top:-6.8pt;width:862.7pt;height:536.25pt;z-index:252020736;visibility:visible;mso-wrap-style:square;mso-width-percent:0;mso-height-percent:0;mso-wrap-distance-left:9pt;mso-wrap-distance-top:3.6pt;mso-wrap-distance-right:9pt;mso-wrap-distance-bottom:3.6pt;mso-position-horizontal:absolute;mso-position-horizontal-relative:margin;mso-position-vertical:absolute;mso-position-vertical-relative:text;mso-width-percent:0;mso-height-percent:0;mso-width-relative:margin;mso-height-relative:margin;v-text-anchor:top" o:gfxdata="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" filled="f" stroked="f">
+              <v:shape w14:anchorId="552398C2" id="_x0000_s1033" type="#_x0000_t202" style="position:absolute;left:0;text-align:left;margin-left:.15pt;margin-top:-6.8pt;width:862.7pt;height:549.05pt;z-index:252020736;visibility:visible;mso-wrap-style:square;mso-width-percent:0;mso-height-percent:0;mso-wrap-distance-left:9pt;mso-wrap-distance-top:3.6pt;mso-wrap-distance-right:9pt;mso-wrap-distance-bottom:3.6pt;mso-position-horizontal:absolute;mso-position-horizontal-relative:margin;mso-position-vertical:absolute;mso-position-vertical-relative:text;mso-width-percent:0;mso-height-percent:0;mso-width-relative:margin;mso-height-relative:margin;v-text-anchor:top" o:gfxdata="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" filled="f" stroked="f">
                 <v:textbox>
                   <w:txbxContent>
                     <w:p>
@@ -4154,7 +4216,13 @@
                     </w:p>
                     <w:p>
                       <w:r>
-                        <w:t xml:space="preserve">    Escribir "El área calculada del rectángulo es: ", </w:t>
+                        <w:t xml:space="preserve">    Escribir "El área calculada del rectángulo es: "</w:t>
+                      </w:r>
+                      <w:r>
+                        <w:t>+</w:t>
+                      </w:r>
+                      <w:r>
+                        <w:t xml:space="preserve"> </w:t>
                       </w:r>
                       <w:proofErr w:type="spellStart"/>
                       <w:r>
@@ -5162,7 +5230,13 @@
                           </w:p>
                           <w:p>
                             <w:r>
-                              <w:t xml:space="preserve">El sistema debe pedir la cantidad en pesos, pedir la tasa de cambio actual, calcular cuántos dólares representa y calcular cuánto dinero se pierde por una comisión fija del banco del 2%. </w:t>
+                              <w:t xml:space="preserve">El sistema debe pedir la cantidad en pesos, </w:t>
+                            </w:r>
+                            <w:r>
+                              <w:t>asigna</w:t>
+                            </w:r>
+                            <w:r>
+                              <w:t xml:space="preserve"> la tasa de cambio actual, calcular cuántos dólares representa y calcular cuánto dinero se pierde por una comisión fija del banco del 2%. </w:t>
                             </w:r>
                           </w:p>
                           <w:p>
@@ -5257,7 +5331,13 @@
                     </w:p>
                     <w:p>
                       <w:r>
-                        <w:t xml:space="preserve">El sistema debe pedir la cantidad en pesos, pedir la tasa de cambio actual, calcular cuántos dólares representa y calcular cuánto dinero se pierde por una comisión fija del banco del 2%. </w:t>
+                        <w:t xml:space="preserve">El sistema debe pedir la cantidad en pesos, </w:t>
+                      </w:r>
+                      <w:r>
+                        <w:t>asigna</w:t>
+                      </w:r>
+                      <w:r>
+                        <w:t xml:space="preserve"> la tasa de cambio actual, calcular cuántos dólares representa y calcular cuánto dinero se pierde por una comisión fija del banco del 2%. </w:t>
                       </w:r>
                     </w:p>
                     <w:p>
@@ -16573,6 +16653,7 @@
   <w:style w:type="character" w:default="1" w:styleId="Fuentedeprrafopredeter">
     <w:name w:val="Default Paragraph Font"/>
     <w:uiPriority w:val="1"/>
+    <w:semiHidden/>
     <w:unhideWhenUsed/>
   </w:style>
   <w:style w:type="table" w:default="1" w:styleId="Tablanormal">
